--- a/public/chat_files/audrey_wireframe_notes.docx
+++ b/public/chat_files/audrey_wireframe_notes.docx
@@ -8,7 +8,7 @@
           <w:b/>
           <w:sz w:val="28"/>
         </w:rPr>
-        <w:t>Designer Wireframe Notes — 3-Page Site Rebuild</w:t>
+        <w:t>Studio Brown — 3-Page Wireframe Notes &amp; Sitemap</w:t>
       </w:r>
     </w:p>
     <w:p>
@@ -16,7 +16,7 @@
         <w:rPr>
           <w:sz w:val="22"/>
         </w:rPr>
-        <w:t xml:space="preserve">Page 1: Home (Hero, 3 signature packages preview, client reviews, FAQ strip)</w:t>
+        <w:t xml:space="preserve">Page 1: Homepage — Hero headline, portfolio reel, client trust strip, package preview, FAQs.</w:t>
       </w:r>
     </w:p>
     <w:p>
@@ -24,7 +24,7 @@
         <w:rPr>
           <w:sz w:val="22"/>
         </w:rPr>
-        <w:t xml:space="preserve">Page 2: Services &amp; Pricing (3 tiers + add-on menu)</w:t>
+        <w:t xml:space="preserve">Page 2: Services &amp; Rates — 3 clearly defined packages (Essential, Studio Session, Campaign).</w:t>
       </w:r>
     </w:p>
     <w:p>
@@ -32,7 +32,7 @@
         <w:rPr>
           <w:sz w:val="22"/>
         </w:rPr>
-        <w:t xml:space="preserve">Page 3: Booking page ( Calendar embed + 5-question intake + deposit policy)</w:t>
+        <w:t xml:space="preserve">Page 3: Booking &amp; Availability — 5-field inquiry form, calendar embed, booking policy.</w:t>
       </w:r>
     </w:p>
   </w:body>

--- a/public/chat_files/audrey_wireframe_notes.docx
+++ b/public/chat_files/audrey_wireframe_notes.docx
@@ -3,34 +3,63 @@
 <w:document xmlns:w="http://schemas.openxmlformats.org/wordprocessingml/2006/main">
   <w:body>
     <w:p>
+      <w:pPr>
+        <w:spacing w:before="120" w:after="240"/>
+      </w:pPr>
       <w:r>
         <w:rPr>
           <w:b/>
-          <w:sz w:val="28"/>
+          <w:color w:val="0F172A"/>
+          <w:sz w:val="32"/>
         </w:rPr>
-        <w:t>Studio Brown — 3-Page Wireframe Notes &amp; Sitemap</w:t>
+        <w:t xml:space="preserve">Studio Brown — 3-Page Wireframe Notes &amp; Sitemap</w:t>
       </w:r>
     </w:p>
     <w:p>
+      <w:pPr>
+        <w:spacing w:before="240" w:after="80"/>
+      </w:pPr>
       <w:r>
         <w:rPr>
-          <w:sz w:val="22"/>
+          <w:b/>
+          <w:color w:val="0F172A"/>
+          <w:sz w:val="24"/>
+        </w:rPr>
+        <w:t xml:space="preserve">SITEMAP ARCHITECTURE</w:t>
+      </w:r>
+    </w:p>
+    <w:p>
+      <w:pPr>
+        <w:spacing w:after="140" w:line="276" w:lineRule="auto"/>
+      </w:pPr>
+      <w:r>
+        <w:rPr>
+          <w:color w:val="1E293B"/>
+          <w:sz w:val="21"/>
         </w:rPr>
         <w:t xml:space="preserve">Page 1: Homepage — Hero headline, portfolio reel, client trust strip, package preview, FAQs.</w:t>
       </w:r>
     </w:p>
     <w:p>
+      <w:pPr>
+        <w:spacing w:after="140" w:line="276" w:lineRule="auto"/>
+      </w:pPr>
       <w:r>
         <w:rPr>
-          <w:sz w:val="22"/>
+          <w:color w:val="1E293B"/>
+          <w:sz w:val="21"/>
         </w:rPr>
         <w:t xml:space="preserve">Page 2: Services &amp; Rates — 3 clearly defined packages (Essential, Studio Session, Campaign).</w:t>
       </w:r>
     </w:p>
     <w:p>
+      <w:pPr>
+        <w:spacing w:after="140" w:line="276" w:lineRule="auto"/>
+      </w:pPr>
       <w:r>
         <w:rPr>
-          <w:sz w:val="22"/>
+          <w:color w:val="1E293B"/>
+          <w:sz w:val="21"/>
         </w:rPr>
         <w:t xml:space="preserve">Page 3: Booking &amp; Availability — 5-field inquiry form, calendar embed, booking policy.</w:t>
       </w:r>

--- a/public/chat_files/audrey_wireframe_notes.docx
+++ b/public/chat_files/audrey_wireframe_notes.docx
@@ -13,7 +13,64 @@
           <w:color w:val="0F172A"/>
           <w:sz w:val="44"/>
         </w:rPr>
-        <w:t>Studio Brown — 3-Page Wireframe Notes &amp; Sitemap</w:t>
+        <w:t>Studio Brown — Website Information Architecture &amp; Client Experience Brief</w:t>
+      </w:r>
+    </w:p>
+    <w:p>
+      <w:pPr>
+        <w:spacing w:before="0" w:after="120" w:line="276" w:lineRule="auto"/>
+      </w:pPr>
+      <w:r>
+        <w:rPr>
+          <w:rFonts w:ascii="Calibri" w:hAnsi="Calibri"/>
+          <w:color w:val="1E293B"/>
+          <w:sz w:val="20"/>
+        </w:rPr>
+        <w:t>CLIENT: Audrey Brown, Founder &amp; Creative Director · Studio Brown</w:t>
+      </w:r>
+    </w:p>
+    <w:p>
+      <w:pPr>
+        <w:spacing w:before="0" w:after="120" w:line="276" w:lineRule="auto"/>
+      </w:pPr>
+      <w:r>
+        <w:rPr>
+          <w:rFonts w:ascii="Calibri" w:hAnsi="Calibri"/>
+          <w:color w:val="1E293B"/>
+          <w:sz w:val="20"/>
+        </w:rPr>
+        <w:t>LOCATION: 1812 E 6th Street, Unit 204, East Austin, TX 78702</w:t>
+      </w:r>
+    </w:p>
+    <w:p>
+      <w:pPr>
+        <w:spacing w:before="0" w:after="120" w:line="276" w:lineRule="auto"/>
+      </w:pPr>
+      <w:r>
+        <w:rPr>
+          <w:rFonts w:ascii="Calibri" w:hAnsi="Calibri"/>
+          <w:color w:val="1E293B"/>
+          <w:sz w:val="20"/>
+        </w:rPr>
+        <w:t>PROJECT: Digital Redesign, Client Onboarding Funnel &amp; Conversion Architecture</w:t>
+      </w:r>
+    </w:p>
+    <w:p>
+      <w:pPr>
+        <w:spacing w:before="0" w:after="120" w:line="276" w:lineRule="auto"/>
+      </w:pPr>
+      <w:r>
+        <w:rPr>
+          <w:rFonts w:ascii="Calibri" w:hAnsi="Calibri"/>
+          <w:color w:val="1E293B"/>
+          <w:sz w:val="20"/>
+        </w:rPr>
+        <w:t>DOCUMENT VERSION: Working Architecture Brief &amp; Strategy Notes</w:t>
+      </w:r>
+    </w:p>
+    <w:p>
+      <w:r>
+        <w:br w:type="page"/>
       </w:r>
     </w:p>
     <w:p>
@@ -28,7 +85,7 @@
           <w:color w:val="0F172A"/>
           <w:sz w:val="26"/>
         </w:rPr>
-        <w:t>SITEMAP ARCHITECTURE</w:t>
+        <w:t>SECTION 1: BRAND ARCHETYPE &amp; CREATIVE POSITIONING</w:t>
       </w:r>
     </w:p>
     <w:p>
@@ -41,7 +98,7 @@
           <w:color w:val="1E293B"/>
           <w:sz w:val="20"/>
         </w:rPr>
-        <w:t>Page 1: Homepage — Hero headline, portfolio reel, client trust strip, package preview, FAQs.</w:t>
+        <w:t>Studio Brown operates at the intersection of high editorial fashion and intimate human portraiture. Our studio is an 1,800 square foot converted warehouse loft featuring 16-foot exposed timber ceilings, authentic whitewashed brick, polished concrete floors, and expansive north-facing factory windows that provide diffuse, shadowless daylight throughout the day.</w:t>
       </w:r>
     </w:p>
     <w:p>
@@ -54,7 +111,69 @@
           <w:color w:val="1E293B"/>
           <w:sz w:val="20"/>
         </w:rPr>
-        <w:t>Page 2: Services &amp; Rates — 3 clearly defined packages (Essential, Studio Session, Campaign).</w:t>
+        <w:t>Brand Aesthetic &amp; Visual Tenets:</w:t>
+      </w:r>
+    </w:p>
+    <w:p>
+      <w:pPr>
+        <w:pStyle w:val="ListBullet"/>
+        <w:spacing w:before="0" w:after="60" w:line="276" w:lineRule="auto"/>
+      </w:pPr>
+      <w:r>
+        <w:rPr>
+          <w:rFonts w:ascii="Calibri" w:hAnsi="Calibri"/>
+          <w:color w:val="1E293B"/>
+          <w:sz w:val="20"/>
+        </w:rPr>
+        <w:t>Quiet Luxury: Restrained, sophisticated typography (editorial serif paired with geometric grotesk).</w:t>
+      </w:r>
+    </w:p>
+    <w:p>
+      <w:pPr>
+        <w:pStyle w:val="ListBullet"/>
+        <w:spacing w:before="0" w:after="60" w:line="276" w:lineRule="auto"/>
+      </w:pPr>
+      <w:r>
+        <w:rPr>
+          <w:rFonts w:ascii="Calibri" w:hAnsi="Calibri"/>
+          <w:color w:val="1E293B"/>
+          <w:sz w:val="20"/>
+        </w:rPr>
+        <w:t>Organic Texture: Warm limestone, unbleached linen, espresso timber tones, and film grain.</w:t>
+      </w:r>
+    </w:p>
+    <w:p>
+      <w:pPr>
+        <w:pStyle w:val="ListBullet"/>
+        <w:spacing w:before="0" w:after="60" w:line="276" w:lineRule="auto"/>
+      </w:pPr>
+      <w:r>
+        <w:rPr>
+          <w:rFonts w:ascii="Calibri" w:hAnsi="Calibri"/>
+          <w:color w:val="1E293B"/>
+          <w:sz w:val="20"/>
+        </w:rPr>
+        <w:t>Unhurried Intimacy: The antithesis of commercial high-volume photography studios. Sessions are structured around conversations, personal music playlists, and unhurried natural movement.</w:t>
+      </w:r>
+    </w:p>
+    <w:p>
+      <w:r>
+        <w:br w:type="page"/>
+      </w:r>
+    </w:p>
+    <w:p>
+      <w:pPr>
+        <w:keepNext/>
+        <w:spacing w:before="280" w:after="80"/>
+      </w:pPr>
+      <w:r>
+        <w:rPr>
+          <w:rFonts w:ascii="Calibri" w:hAnsi="Calibri"/>
+          <w:b/>
+          <w:color w:val="0F172A"/>
+          <w:sz w:val="26"/>
+        </w:rPr>
+        <w:t>SECTION 2: WEBSITE INFORMATION ARCHITECTURE &amp; USER JOURNEY</w:t>
       </w:r>
     </w:p>
     <w:p>
@@ -67,7 +186,938 @@
           <w:color w:val="1E293B"/>
           <w:sz w:val="20"/>
         </w:rPr>
-        <w:t>Page 3: Booking &amp; Availability — 5-field inquiry form, calendar embed, booking policy.</w:t>
+        <w:t>The redesigned website must eliminate client booking friction while preserving an exclusive, high-touch luxury feel:</w:t>
+      </w:r>
+    </w:p>
+    <w:p>
+      <w:pPr>
+        <w:spacing w:before="0" w:after="120" w:line="276" w:lineRule="auto"/>
+      </w:pPr>
+      <w:r>
+        <w:rPr>
+          <w:rFonts w:ascii="Calibri" w:hAnsi="Calibri"/>
+          <w:color w:val="1E293B"/>
+          <w:sz w:val="20"/>
+        </w:rPr>
+        <w:t>1. Homepage: Editorial Hero Video/Stills, Selected Commissions Gallery, Studio Aesthetic Philosophy, Client Accreditations (Architectural Digest, Kinfolk, Rangefinder), Direct Booking CTA.</w:t>
+      </w:r>
+    </w:p>
+    <w:p>
+      <w:pPr>
+        <w:spacing w:before="0" w:after="120" w:line="276" w:lineRule="auto"/>
+      </w:pPr>
+      <w:r>
+        <w:rPr>
+          <w:rFonts w:ascii="Calibri" w:hAnsi="Calibri"/>
+          <w:color w:val="1E293B"/>
+          <w:sz w:val="20"/>
+        </w:rPr>
+        <w:t>2. The Studio Experience: Visual tour of the East Austin daylight loft, French lime-wash backdrops, private client dressing room, curated wardrobe rack, and hair/makeup vanity stations.</w:t>
+      </w:r>
+    </w:p>
+    <w:p>
+      <w:pPr>
+        <w:spacing w:before="0" w:after="120" w:line="276" w:lineRule="auto"/>
+      </w:pPr>
+      <w:r>
+        <w:rPr>
+          <w:rFonts w:ascii="Calibri" w:hAnsi="Calibri"/>
+          <w:color w:val="1E293B"/>
+          <w:sz w:val="20"/>
+        </w:rPr>
+        <w:t>3. Portfolio Categories: Editorial Campaigns, Brand Lookbooks, Founder Profiles, Personal Legacy Portraits.</w:t>
+      </w:r>
+    </w:p>
+    <w:p>
+      <w:pPr>
+        <w:spacing w:before="0" w:after="120" w:line="276" w:lineRule="auto"/>
+      </w:pPr>
+      <w:r>
+        <w:rPr>
+          <w:rFonts w:ascii="Calibri" w:hAnsi="Calibri"/>
+          <w:color w:val="1E293B"/>
+          <w:sz w:val="20"/>
+        </w:rPr>
+        <w:t>4. Investment &amp; Commissions: Transparent tier breakdown (The Editorial Lookbook $3,400, The Founder Narrative $2,200, The Personal Legacy Portrait $1,650, Commercial Add-Ons).</w:t>
+      </w:r>
+    </w:p>
+    <w:p>
+      <w:pPr>
+        <w:spacing w:before="0" w:after="120" w:line="276" w:lineRule="auto"/>
+      </w:pPr>
+      <w:r>
+        <w:rPr>
+          <w:rFonts w:ascii="Calibri" w:hAnsi="Calibri"/>
+          <w:color w:val="1E293B"/>
+          <w:sz w:val="20"/>
+        </w:rPr>
+        <w:t>5. Interactive Client Intake: Multi-step inquiry questionnaire capturing preferred session dates, shoot concept, styling requirements, and usage rights.</w:t>
+      </w:r>
+    </w:p>
+    <w:p>
+      <w:pPr>
+        <w:spacing w:before="0" w:after="120" w:line="276" w:lineRule="auto"/>
+      </w:pPr>
+      <w:r>
+        <w:rPr>
+          <w:rFonts w:ascii="Calibri" w:hAnsi="Calibri"/>
+          <w:color w:val="1E293B"/>
+          <w:sz w:val="20"/>
+        </w:rPr>
+        <w:t>6. Private Client Portal: Secure Pixieset/Pass gallery integration for proofing and high-res download delivery.</w:t>
+      </w:r>
+    </w:p>
+    <w:p>
+      <w:r>
+        <w:br w:type="page"/>
+      </w:r>
+    </w:p>
+    <w:p>
+      <w:pPr>
+        <w:keepNext/>
+        <w:spacing w:before="280" w:after="80"/>
+      </w:pPr>
+      <w:r>
+        <w:rPr>
+          <w:rFonts w:ascii="Calibri" w:hAnsi="Calibri"/>
+          <w:b/>
+          <w:color w:val="0F172A"/>
+          <w:sz w:val="26"/>
+        </w:rPr>
+        <w:t>SECTION 3: CLIENT DISCOVERY INTAKE QUESTIONNAIRE SPECIFICATION</w:t>
+      </w:r>
+    </w:p>
+    <w:p>
+      <w:pPr>
+        <w:spacing w:before="0" w:after="120" w:line="276" w:lineRule="auto"/>
+      </w:pPr>
+      <w:r>
+        <w:rPr>
+          <w:rFonts w:ascii="Calibri" w:hAnsi="Calibri"/>
+          <w:color w:val="1E293B"/>
+          <w:sz w:val="20"/>
+        </w:rPr>
+        <w:t>The booking intake form must screen for aligned clients and gather creative parameters before the initial consultation call:</w:t>
+      </w:r>
+    </w:p>
+    <w:p>
+      <w:pPr>
+        <w:pStyle w:val="ListBullet"/>
+        <w:spacing w:before="0" w:after="60" w:line="276" w:lineRule="auto"/>
+      </w:pPr>
+      <w:r>
+        <w:rPr>
+          <w:rFonts w:ascii="Calibri" w:hAnsi="Calibri"/>
+          <w:color w:val="1E293B"/>
+          <w:sz w:val="20"/>
+        </w:rPr>
+        <w:t>Step 1: Session Intent (Brand Campaign / Executive Founder Profile / Personal Portrait / Apparel Lookbook).</w:t>
+      </w:r>
+    </w:p>
+    <w:p>
+      <w:pPr>
+        <w:pStyle w:val="ListBullet"/>
+        <w:spacing w:before="0" w:after="60" w:line="276" w:lineRule="auto"/>
+      </w:pPr>
+      <w:r>
+        <w:rPr>
+          <w:rFonts w:ascii="Calibri" w:hAnsi="Calibri"/>
+          <w:color w:val="1E293B"/>
+          <w:sz w:val="20"/>
+        </w:rPr>
+        <w:t>Step 2: Target Timeline &amp; Ideal Dates (Selection calendar with 3-week lead time minimum).</w:t>
+      </w:r>
+    </w:p>
+    <w:p>
+      <w:pPr>
+        <w:pStyle w:val="ListBullet"/>
+        <w:spacing w:before="0" w:after="60" w:line="276" w:lineRule="auto"/>
+      </w:pPr>
+      <w:r>
+        <w:rPr>
+          <w:rFonts w:ascii="Calibri" w:hAnsi="Calibri"/>
+          <w:color w:val="1E293B"/>
+          <w:sz w:val="20"/>
+        </w:rPr>
+        <w:t>Step 3: Creative Mood &amp; Visual Direction (Drop-down aesthetic descriptors: Minimalist Warmth, Moody Monochrome, Editorial High Fashion, Natural Daylight).</w:t>
+      </w:r>
+    </w:p>
+    <w:p>
+      <w:pPr>
+        <w:pStyle w:val="ListBullet"/>
+        <w:spacing w:before="0" w:after="60" w:line="276" w:lineRule="auto"/>
+      </w:pPr>
+      <w:r>
+        <w:rPr>
+          <w:rFonts w:ascii="Calibri" w:hAnsi="Calibri"/>
+          <w:color w:val="1E293B"/>
+          <w:sz w:val="20"/>
+        </w:rPr>
+        <w:t>Step 4: Wardrobe &amp; Styling Assistance (In-house wardrobe stylist request: Yes / No / Undecided).</w:t>
+      </w:r>
+    </w:p>
+    <w:p>
+      <w:pPr>
+        <w:pStyle w:val="ListBullet"/>
+        <w:spacing w:before="0" w:after="60" w:line="276" w:lineRule="auto"/>
+      </w:pPr>
+      <w:r>
+        <w:rPr>
+          <w:rFonts w:ascii="Calibri" w:hAnsi="Calibri"/>
+          <w:color w:val="1E293B"/>
+          <w:sz w:val="20"/>
+        </w:rPr>
+        <w:t>Step 5: Commercial Licensing Scope (Personal print release / Digital editorial usage / Full commercial advertising buyout).</w:t>
+      </w:r>
+    </w:p>
+    <w:p>
+      <w:r>
+        <w:br w:type="page"/>
+      </w:r>
+    </w:p>
+    <w:p>
+      <w:pPr>
+        <w:keepNext/>
+        <w:spacing w:before="280" w:after="80"/>
+      </w:pPr>
+      <w:r>
+        <w:rPr>
+          <w:rFonts w:ascii="Calibri" w:hAnsi="Calibri"/>
+          <w:b/>
+          <w:color w:val="0F172A"/>
+          <w:sz w:val="26"/>
+        </w:rPr>
+        <w:t>SECTION 4: PRODUCTION TIMELINE &amp; DELIVERABLE SLAS</w:t>
+      </w:r>
+    </w:p>
+    <w:tbl>
+      <w:tblPr>
+        <w:tblW w:type="auto" w:w="0"/>
+        <w:jc w:val="center"/>
+        <w:tblLayout w:type="autofit"/>
+        <w:tblLook w:firstColumn="1" w:firstRow="1" w:lastColumn="0" w:lastRow="0" w:noHBand="0" w:noVBand="1" w:val="04A0"/>
+      </w:tblPr>
+      <w:tblGrid>
+        <w:gridCol w:w="2340"/>
+        <w:gridCol w:w="2340"/>
+        <w:gridCol w:w="2340"/>
+        <w:gridCol w:w="2340"/>
+      </w:tblGrid>
+      <w:tr>
+        <w:tc>
+          <w:tcPr>
+            <w:tcW w:type="dxa" w:w="2340"/>
+            <w:shd w:fill="0F172A"/>
+            <w:tcBorders>
+              <w:top w:val="single" w:sz="4" w:space="0" w:color="CBD5E1"/>
+              <w:left w:val="none"/>
+              <w:bottom w:val="single" w:sz="4" w:space="0" w:color="CBD5E1"/>
+              <w:right w:val="none"/>
+            </w:tcBorders>
+          </w:tcPr>
+          <w:p>
+            <w:pPr>
+              <w:spacing w:before="80" w:after="80"/>
+              <w:jc w:val="center"/>
+            </w:pPr>
+            <w:r>
+              <w:rPr>
+                <w:rFonts w:ascii="Calibri" w:hAnsi="Calibri"/>
+                <w:b/>
+                <w:color w:val="FFFFFF"/>
+                <w:sz w:val="19"/>
+              </w:rPr>
+              <w:t>Milestone / Phase</w:t>
+            </w:r>
+          </w:p>
+        </w:tc>
+        <w:tc>
+          <w:tcPr>
+            <w:tcW w:type="dxa" w:w="2340"/>
+            <w:shd w:fill="0F172A"/>
+            <w:tcBorders>
+              <w:top w:val="single" w:sz="4" w:space="0" w:color="CBD5E1"/>
+              <w:left w:val="none"/>
+              <w:bottom w:val="single" w:sz="4" w:space="0" w:color="CBD5E1"/>
+              <w:right w:val="none"/>
+            </w:tcBorders>
+          </w:tcPr>
+          <w:p>
+            <w:pPr>
+              <w:spacing w:before="80" w:after="80"/>
+              <w:jc w:val="center"/>
+            </w:pPr>
+            <w:r>
+              <w:rPr>
+                <w:rFonts w:ascii="Calibri" w:hAnsi="Calibri"/>
+                <w:b/>
+                <w:color w:val="FFFFFF"/>
+                <w:sz w:val="19"/>
+              </w:rPr>
+              <w:t>Turnaround Timeline</w:t>
+            </w:r>
+          </w:p>
+        </w:tc>
+        <w:tc>
+          <w:tcPr>
+            <w:tcW w:type="dxa" w:w="2340"/>
+            <w:shd w:fill="0F172A"/>
+            <w:tcBorders>
+              <w:top w:val="single" w:sz="4" w:space="0" w:color="CBD5E1"/>
+              <w:left w:val="none"/>
+              <w:bottom w:val="single" w:sz="4" w:space="0" w:color="CBD5E1"/>
+              <w:right w:val="none"/>
+            </w:tcBorders>
+          </w:tcPr>
+          <w:p>
+            <w:pPr>
+              <w:spacing w:before="80" w:after="80"/>
+              <w:jc w:val="center"/>
+            </w:pPr>
+            <w:r>
+              <w:rPr>
+                <w:rFonts w:ascii="Calibri" w:hAnsi="Calibri"/>
+                <w:b/>
+                <w:color w:val="FFFFFF"/>
+                <w:sz w:val="19"/>
+              </w:rPr>
+              <w:t>Client Action Required</w:t>
+            </w:r>
+          </w:p>
+        </w:tc>
+        <w:tc>
+          <w:tcPr>
+            <w:tcW w:type="dxa" w:w="2340"/>
+            <w:shd w:fill="0F172A"/>
+            <w:tcBorders>
+              <w:top w:val="single" w:sz="4" w:space="0" w:color="CBD5E1"/>
+              <w:left w:val="none"/>
+              <w:bottom w:val="single" w:sz="4" w:space="0" w:color="CBD5E1"/>
+              <w:right w:val="none"/>
+            </w:tcBorders>
+          </w:tcPr>
+          <w:p>
+            <w:pPr>
+              <w:spacing w:before="80" w:after="80"/>
+              <w:jc w:val="center"/>
+            </w:pPr>
+            <w:r>
+              <w:rPr>
+                <w:rFonts w:ascii="Calibri" w:hAnsi="Calibri"/>
+                <w:b/>
+                <w:color w:val="FFFFFF"/>
+                <w:sz w:val="19"/>
+              </w:rPr>
+              <w:t>Studio Deliverable</w:t>
+            </w:r>
+          </w:p>
+        </w:tc>
+      </w:tr>
+      <w:tr>
+        <w:tc>
+          <w:tcPr>
+            <w:tcW w:type="dxa" w:w="2340"/>
+            <w:shd w:fill="F8FAFC"/>
+            <w:tcBorders>
+              <w:top w:val="single" w:sz="4" w:space="0" w:color="CBD5E1"/>
+              <w:left w:val="none"/>
+              <w:bottom w:val="single" w:sz="4" w:space="0" w:color="CBD5E1"/>
+              <w:right w:val="none"/>
+            </w:tcBorders>
+          </w:tcPr>
+          <w:p>
+            <w:pPr>
+              <w:spacing w:before="80" w:after="80"/>
+              <w:jc w:val="left"/>
+            </w:pPr>
+            <w:r>
+              <w:rPr>
+                <w:rFonts w:ascii="Calibri" w:hAnsi="Calibri"/>
+                <w:color w:val="1E293B"/>
+                <w:sz w:val="18"/>
+              </w:rPr>
+              <w:t>Creative Consultation</w:t>
+            </w:r>
+          </w:p>
+        </w:tc>
+        <w:tc>
+          <w:tcPr>
+            <w:tcW w:type="dxa" w:w="2340"/>
+            <w:shd w:fill="F8FAFC"/>
+            <w:tcBorders>
+              <w:top w:val="single" w:sz="4" w:space="0" w:color="CBD5E1"/>
+              <w:left w:val="none"/>
+              <w:bottom w:val="single" w:sz="4" w:space="0" w:color="CBD5E1"/>
+              <w:right w:val="none"/>
+            </w:tcBorders>
+          </w:tcPr>
+          <w:p>
+            <w:pPr>
+              <w:spacing w:before="80" w:after="80"/>
+              <w:jc w:val="left"/>
+            </w:pPr>
+            <w:r>
+              <w:rPr>
+                <w:rFonts w:ascii="Calibri" w:hAnsi="Calibri"/>
+                <w:color w:val="1E293B"/>
+                <w:sz w:val="18"/>
+              </w:rPr>
+              <w:t>Within 48 hours of intake</w:t>
+            </w:r>
+          </w:p>
+        </w:tc>
+        <w:tc>
+          <w:tcPr>
+            <w:tcW w:type="dxa" w:w="2340"/>
+            <w:shd w:fill="F8FAFC"/>
+            <w:tcBorders>
+              <w:top w:val="single" w:sz="4" w:space="0" w:color="CBD5E1"/>
+              <w:left w:val="none"/>
+              <w:bottom w:val="single" w:sz="4" w:space="0" w:color="CBD5E1"/>
+              <w:right w:val="none"/>
+            </w:tcBorders>
+          </w:tcPr>
+          <w:p>
+            <w:pPr>
+              <w:spacing w:before="80" w:after="80"/>
+              <w:jc w:val="left"/>
+            </w:pPr>
+            <w:r>
+              <w:rPr>
+                <w:rFonts w:ascii="Calibri" w:hAnsi="Calibri"/>
+                <w:color w:val="1E293B"/>
+                <w:sz w:val="18"/>
+              </w:rPr>
+              <w:t>20-minute Zoom or studio coffee</w:t>
+            </w:r>
+          </w:p>
+        </w:tc>
+        <w:tc>
+          <w:tcPr>
+            <w:tcW w:type="dxa" w:w="2340"/>
+            <w:shd w:fill="F8FAFC"/>
+            <w:tcBorders>
+              <w:top w:val="single" w:sz="4" w:space="0" w:color="CBD5E1"/>
+              <w:left w:val="none"/>
+              <w:bottom w:val="single" w:sz="4" w:space="0" w:color="CBD5E1"/>
+              <w:right w:val="none"/>
+            </w:tcBorders>
+          </w:tcPr>
+          <w:p>
+            <w:pPr>
+              <w:spacing w:before="80" w:after="80"/>
+              <w:jc w:val="left"/>
+            </w:pPr>
+            <w:r>
+              <w:rPr>
+                <w:rFonts w:ascii="Calibri" w:hAnsi="Calibri"/>
+                <w:color w:val="1E293B"/>
+                <w:sz w:val="18"/>
+              </w:rPr>
+              <w:t>Curated mood board &amp; shoot schedule</w:t>
+            </w:r>
+          </w:p>
+        </w:tc>
+      </w:tr>
+      <w:tr>
+        <w:tc>
+          <w:tcPr>
+            <w:tcW w:type="dxa" w:w="2340"/>
+            <w:shd w:fill="FFFFFF"/>
+            <w:tcBorders>
+              <w:top w:val="single" w:sz="4" w:space="0" w:color="CBD5E1"/>
+              <w:left w:val="none"/>
+              <w:bottom w:val="single" w:sz="4" w:space="0" w:color="CBD5E1"/>
+              <w:right w:val="none"/>
+            </w:tcBorders>
+          </w:tcPr>
+          <w:p>
+            <w:pPr>
+              <w:spacing w:before="80" w:after="80"/>
+              <w:jc w:val="left"/>
+            </w:pPr>
+            <w:r>
+              <w:rPr>
+                <w:rFonts w:ascii="Calibri" w:hAnsi="Calibri"/>
+                <w:color w:val="1E293B"/>
+                <w:sz w:val="18"/>
+              </w:rPr>
+              <w:t>Session Date</w:t>
+            </w:r>
+          </w:p>
+        </w:tc>
+        <w:tc>
+          <w:tcPr>
+            <w:tcW w:type="dxa" w:w="2340"/>
+            <w:shd w:fill="FFFFFF"/>
+            <w:tcBorders>
+              <w:top w:val="single" w:sz="4" w:space="0" w:color="CBD5E1"/>
+              <w:left w:val="none"/>
+              <w:bottom w:val="single" w:sz="4" w:space="0" w:color="CBD5E1"/>
+              <w:right w:val="none"/>
+            </w:tcBorders>
+          </w:tcPr>
+          <w:p>
+            <w:pPr>
+              <w:spacing w:before="80" w:after="80"/>
+              <w:jc w:val="left"/>
+            </w:pPr>
+            <w:r>
+              <w:rPr>
+                <w:rFonts w:ascii="Calibri" w:hAnsi="Calibri"/>
+                <w:color w:val="1E293B"/>
+                <w:sz w:val="18"/>
+              </w:rPr>
+              <w:t>Confirmed upon retainer</w:t>
+            </w:r>
+          </w:p>
+        </w:tc>
+        <w:tc>
+          <w:tcPr>
+            <w:tcW w:type="dxa" w:w="2340"/>
+            <w:shd w:fill="FFFFFF"/>
+            <w:tcBorders>
+              <w:top w:val="single" w:sz="4" w:space="0" w:color="CBD5E1"/>
+              <w:left w:val="none"/>
+              <w:bottom w:val="single" w:sz="4" w:space="0" w:color="CBD5E1"/>
+              <w:right w:val="none"/>
+            </w:tcBorders>
+          </w:tcPr>
+          <w:p>
+            <w:pPr>
+              <w:spacing w:before="80" w:after="80"/>
+              <w:jc w:val="left"/>
+            </w:pPr>
+            <w:r>
+              <w:rPr>
+                <w:rFonts w:ascii="Calibri" w:hAnsi="Calibri"/>
+                <w:color w:val="1E293B"/>
+                <w:sz w:val="18"/>
+              </w:rPr>
+              <w:t>Arrive 30 mins prior for HMUA</w:t>
+            </w:r>
+          </w:p>
+        </w:tc>
+        <w:tc>
+          <w:tcPr>
+            <w:tcW w:type="dxa" w:w="2340"/>
+            <w:shd w:fill="FFFFFF"/>
+            <w:tcBorders>
+              <w:top w:val="single" w:sz="4" w:space="0" w:color="CBD5E1"/>
+              <w:left w:val="none"/>
+              <w:bottom w:val="single" w:sz="4" w:space="0" w:color="CBD5E1"/>
+              <w:right w:val="none"/>
+            </w:tcBorders>
+          </w:tcPr>
+          <w:p>
+            <w:pPr>
+              <w:spacing w:before="80" w:after="80"/>
+              <w:jc w:val="left"/>
+            </w:pPr>
+            <w:r>
+              <w:rPr>
+                <w:rFonts w:ascii="Calibri" w:hAnsi="Calibri"/>
+                <w:color w:val="1E293B"/>
+                <w:sz w:val="18"/>
+              </w:rPr>
+              <w:t>Full production shoot (2 to 5 hours)</w:t>
+            </w:r>
+          </w:p>
+        </w:tc>
+      </w:tr>
+      <w:tr>
+        <w:tc>
+          <w:tcPr>
+            <w:tcW w:type="dxa" w:w="2340"/>
+            <w:shd w:fill="F8FAFC"/>
+            <w:tcBorders>
+              <w:top w:val="single" w:sz="4" w:space="0" w:color="CBD5E1"/>
+              <w:left w:val="none"/>
+              <w:bottom w:val="single" w:sz="4" w:space="0" w:color="CBD5E1"/>
+              <w:right w:val="none"/>
+            </w:tcBorders>
+          </w:tcPr>
+          <w:p>
+            <w:pPr>
+              <w:spacing w:before="80" w:after="80"/>
+              <w:jc w:val="left"/>
+            </w:pPr>
+            <w:r>
+              <w:rPr>
+                <w:rFonts w:ascii="Calibri" w:hAnsi="Calibri"/>
+                <w:color w:val="1E293B"/>
+                <w:sz w:val="18"/>
+              </w:rPr>
+              <w:t>Proofing Gallery</w:t>
+            </w:r>
+          </w:p>
+        </w:tc>
+        <w:tc>
+          <w:tcPr>
+            <w:tcW w:type="dxa" w:w="2340"/>
+            <w:shd w:fill="F8FAFC"/>
+            <w:tcBorders>
+              <w:top w:val="single" w:sz="4" w:space="0" w:color="CBD5E1"/>
+              <w:left w:val="none"/>
+              <w:bottom w:val="single" w:sz="4" w:space="0" w:color="CBD5E1"/>
+              <w:right w:val="none"/>
+            </w:tcBorders>
+          </w:tcPr>
+          <w:p>
+            <w:pPr>
+              <w:spacing w:before="80" w:after="80"/>
+              <w:jc w:val="left"/>
+            </w:pPr>
+            <w:r>
+              <w:rPr>
+                <w:rFonts w:ascii="Calibri" w:hAnsi="Calibri"/>
+                <w:color w:val="1E293B"/>
+                <w:sz w:val="18"/>
+              </w:rPr>
+              <w:t>5 business days post-shoot</w:t>
+            </w:r>
+          </w:p>
+        </w:tc>
+        <w:tc>
+          <w:tcPr>
+            <w:tcW w:type="dxa" w:w="2340"/>
+            <w:shd w:fill="F8FAFC"/>
+            <w:tcBorders>
+              <w:top w:val="single" w:sz="4" w:space="0" w:color="CBD5E1"/>
+              <w:left w:val="none"/>
+              <w:bottom w:val="single" w:sz="4" w:space="0" w:color="CBD5E1"/>
+              <w:right w:val="none"/>
+            </w:tcBorders>
+          </w:tcPr>
+          <w:p>
+            <w:pPr>
+              <w:spacing w:before="80" w:after="80"/>
+              <w:jc w:val="left"/>
+            </w:pPr>
+            <w:r>
+              <w:rPr>
+                <w:rFonts w:ascii="Calibri" w:hAnsi="Calibri"/>
+                <w:color w:val="1E293B"/>
+                <w:sz w:val="18"/>
+              </w:rPr>
+              <w:t>Select favorite images in portal</w:t>
+            </w:r>
+          </w:p>
+        </w:tc>
+        <w:tc>
+          <w:tcPr>
+            <w:tcW w:type="dxa" w:w="2340"/>
+            <w:shd w:fill="F8FAFC"/>
+            <w:tcBorders>
+              <w:top w:val="single" w:sz="4" w:space="0" w:color="CBD5E1"/>
+              <w:left w:val="none"/>
+              <w:bottom w:val="single" w:sz="4" w:space="0" w:color="CBD5E1"/>
+              <w:right w:val="none"/>
+            </w:tcBorders>
+          </w:tcPr>
+          <w:p>
+            <w:pPr>
+              <w:spacing w:before="80" w:after="80"/>
+              <w:jc w:val="left"/>
+            </w:pPr>
+            <w:r>
+              <w:rPr>
+                <w:rFonts w:ascii="Calibri" w:hAnsi="Calibri"/>
+                <w:color w:val="1E293B"/>
+                <w:sz w:val="18"/>
+              </w:rPr>
+              <w:t>Private proofing link (80 to 250 proofs)</w:t>
+            </w:r>
+          </w:p>
+        </w:tc>
+      </w:tr>
+      <w:tr>
+        <w:tc>
+          <w:tcPr>
+            <w:tcW w:type="dxa" w:w="2340"/>
+            <w:shd w:fill="FFFFFF"/>
+            <w:tcBorders>
+              <w:top w:val="single" w:sz="4" w:space="0" w:color="CBD5E1"/>
+              <w:left w:val="none"/>
+              <w:bottom w:val="single" w:sz="4" w:space="0" w:color="CBD5E1"/>
+              <w:right w:val="none"/>
+            </w:tcBorders>
+          </w:tcPr>
+          <w:p>
+            <w:pPr>
+              <w:spacing w:before="80" w:after="80"/>
+              <w:jc w:val="left"/>
+            </w:pPr>
+            <w:r>
+              <w:rPr>
+                <w:rFonts w:ascii="Calibri" w:hAnsi="Calibri"/>
+                <w:color w:val="1E293B"/>
+                <w:sz w:val="18"/>
+              </w:rPr>
+              <w:t>Final Master Retouching</w:t>
+            </w:r>
+          </w:p>
+        </w:tc>
+        <w:tc>
+          <w:tcPr>
+            <w:tcW w:type="dxa" w:w="2340"/>
+            <w:shd w:fill="FFFFFF"/>
+            <w:tcBorders>
+              <w:top w:val="single" w:sz="4" w:space="0" w:color="CBD5E1"/>
+              <w:left w:val="none"/>
+              <w:bottom w:val="single" w:sz="4" w:space="0" w:color="CBD5E1"/>
+              <w:right w:val="none"/>
+            </w:tcBorders>
+          </w:tcPr>
+          <w:p>
+            <w:pPr>
+              <w:spacing w:before="80" w:after="80"/>
+              <w:jc w:val="left"/>
+            </w:pPr>
+            <w:r>
+              <w:rPr>
+                <w:rFonts w:ascii="Calibri" w:hAnsi="Calibri"/>
+                <w:color w:val="1E293B"/>
+                <w:sz w:val="18"/>
+              </w:rPr>
+              <w:t>10 business days post-selection</w:t>
+            </w:r>
+          </w:p>
+        </w:tc>
+        <w:tc>
+          <w:tcPr>
+            <w:tcW w:type="dxa" w:w="2340"/>
+            <w:shd w:fill="FFFFFF"/>
+            <w:tcBorders>
+              <w:top w:val="single" w:sz="4" w:space="0" w:color="CBD5E1"/>
+              <w:left w:val="none"/>
+              <w:bottom w:val="single" w:sz="4" w:space="0" w:color="CBD5E1"/>
+              <w:right w:val="none"/>
+            </w:tcBorders>
+          </w:tcPr>
+          <w:p>
+            <w:pPr>
+              <w:spacing w:before="80" w:after="80"/>
+              <w:jc w:val="left"/>
+            </w:pPr>
+            <w:r>
+              <w:rPr>
+                <w:rFonts w:ascii="Calibri" w:hAnsi="Calibri"/>
+                <w:color w:val="1E293B"/>
+                <w:sz w:val="18"/>
+              </w:rPr>
+              <w:t>Review color grade &amp; skin finish</w:t>
+            </w:r>
+          </w:p>
+        </w:tc>
+        <w:tc>
+          <w:tcPr>
+            <w:tcW w:type="dxa" w:w="2340"/>
+            <w:shd w:fill="FFFFFF"/>
+            <w:tcBorders>
+              <w:top w:val="single" w:sz="4" w:space="0" w:color="CBD5E1"/>
+              <w:left w:val="none"/>
+              <w:bottom w:val="single" w:sz="4" w:space="0" w:color="CBD5E1"/>
+              <w:right w:val="none"/>
+            </w:tcBorders>
+          </w:tcPr>
+          <w:p>
+            <w:pPr>
+              <w:spacing w:before="80" w:after="80"/>
+              <w:jc w:val="left"/>
+            </w:pPr>
+            <w:r>
+              <w:rPr>
+                <w:rFonts w:ascii="Calibri" w:hAnsi="Calibri"/>
+                <w:color w:val="1E293B"/>
+                <w:sz w:val="18"/>
+              </w:rPr>
+              <w:t>High-res print + web TIFF/JPEG files</w:t>
+            </w:r>
+          </w:p>
+        </w:tc>
+      </w:tr>
+      <w:tr>
+        <w:tc>
+          <w:tcPr>
+            <w:tcW w:type="dxa" w:w="2340"/>
+            <w:shd w:fill="F8FAFC"/>
+            <w:tcBorders>
+              <w:top w:val="single" w:sz="4" w:space="0" w:color="CBD5E1"/>
+              <w:left w:val="none"/>
+              <w:bottom w:val="single" w:sz="4" w:space="0" w:color="CBD5E1"/>
+              <w:right w:val="none"/>
+            </w:tcBorders>
+          </w:tcPr>
+          <w:p>
+            <w:pPr>
+              <w:spacing w:before="80" w:after="80"/>
+              <w:jc w:val="left"/>
+            </w:pPr>
+            <w:r>
+              <w:rPr>
+                <w:rFonts w:ascii="Calibri" w:hAnsi="Calibri"/>
+                <w:color w:val="1E293B"/>
+                <w:sz w:val="18"/>
+              </w:rPr>
+              <w:t>Fine Art Print Delivery</w:t>
+            </w:r>
+          </w:p>
+        </w:tc>
+        <w:tc>
+          <w:tcPr>
+            <w:tcW w:type="dxa" w:w="2340"/>
+            <w:shd w:fill="F8FAFC"/>
+            <w:tcBorders>
+              <w:top w:val="single" w:sz="4" w:space="0" w:color="CBD5E1"/>
+              <w:left w:val="none"/>
+              <w:bottom w:val="single" w:sz="4" w:space="0" w:color="CBD5E1"/>
+              <w:right w:val="none"/>
+            </w:tcBorders>
+          </w:tcPr>
+          <w:p>
+            <w:pPr>
+              <w:spacing w:before="80" w:after="80"/>
+              <w:jc w:val="left"/>
+            </w:pPr>
+            <w:r>
+              <w:rPr>
+                <w:rFonts w:ascii="Calibri" w:hAnsi="Calibri"/>
+                <w:color w:val="1E293B"/>
+                <w:sz w:val="18"/>
+              </w:rPr>
+              <w:t>15 business days post-approval</w:t>
+            </w:r>
+          </w:p>
+        </w:tc>
+        <w:tc>
+          <w:tcPr>
+            <w:tcW w:type="dxa" w:w="2340"/>
+            <w:shd w:fill="F8FAFC"/>
+            <w:tcBorders>
+              <w:top w:val="single" w:sz="4" w:space="0" w:color="CBD5E1"/>
+              <w:left w:val="none"/>
+              <w:bottom w:val="single" w:sz="4" w:space="0" w:color="CBD5E1"/>
+              <w:right w:val="none"/>
+            </w:tcBorders>
+          </w:tcPr>
+          <w:p>
+            <w:pPr>
+              <w:spacing w:before="80" w:after="80"/>
+              <w:jc w:val="left"/>
+            </w:pPr>
+            <w:r>
+              <w:rPr>
+                <w:rFonts w:ascii="Calibri" w:hAnsi="Calibri"/>
+                <w:color w:val="1E293B"/>
+                <w:sz w:val="18"/>
+              </w:rPr>
+              <w:t>Confirm shipping address</w:t>
+            </w:r>
+          </w:p>
+        </w:tc>
+        <w:tc>
+          <w:tcPr>
+            <w:tcW w:type="dxa" w:w="2340"/>
+            <w:shd w:fill="F8FAFC"/>
+            <w:tcBorders>
+              <w:top w:val="single" w:sz="4" w:space="0" w:color="CBD5E1"/>
+              <w:left w:val="none"/>
+              <w:bottom w:val="single" w:sz="4" w:space="0" w:color="CBD5E1"/>
+              <w:right w:val="none"/>
+            </w:tcBorders>
+          </w:tcPr>
+          <w:p>
+            <w:pPr>
+              <w:spacing w:before="80" w:after="80"/>
+              <w:jc w:val="left"/>
+            </w:pPr>
+            <w:r>
+              <w:rPr>
+                <w:rFonts w:ascii="Calibri" w:hAnsi="Calibri"/>
+                <w:color w:val="1E293B"/>
+                <w:sz w:val="18"/>
+              </w:rPr>
+              <w:t>Handmade archival cotton rag print box</w:t>
+            </w:r>
+          </w:p>
+        </w:tc>
+      </w:tr>
+    </w:tbl>
+    <w:p>
+      <w:pPr>
+        <w:spacing w:before="0" w:after="160"/>
+      </w:pPr>
+    </w:p>
+    <w:p>
+      <w:pPr>
+        <w:keepNext/>
+        <w:spacing w:before="280" w:after="80"/>
+      </w:pPr>
+      <w:r>
+        <w:rPr>
+          <w:rFonts w:ascii="Calibri" w:hAnsi="Calibri"/>
+          <w:b/>
+          <w:color w:val="0F172A"/>
+          <w:sz w:val="26"/>
+        </w:rPr>
+        <w:t>SECTION 5: STUDIO POLICIES &amp; RETAINER TERMS</w:t>
+      </w:r>
+    </w:p>
+    <w:p>
+      <w:pPr>
+        <w:pStyle w:val="ListBullet"/>
+        <w:spacing w:before="0" w:after="60" w:line="276" w:lineRule="auto"/>
+      </w:pPr>
+      <w:r>
+        <w:rPr>
+          <w:rFonts w:ascii="Calibri" w:hAnsi="Calibri"/>
+          <w:color w:val="1E293B"/>
+          <w:sz w:val="20"/>
+        </w:rPr>
+        <w:t>Retainer: 50% non-refundable deposit required to lock studio calendar date; balance due 7 days prior to shoot.</w:t>
+      </w:r>
+    </w:p>
+    <w:p>
+      <w:pPr>
+        <w:pStyle w:val="ListBullet"/>
+        <w:spacing w:before="0" w:after="60" w:line="276" w:lineRule="auto"/>
+      </w:pPr>
+      <w:r>
+        <w:rPr>
+          <w:rFonts w:ascii="Calibri" w:hAnsi="Calibri"/>
+          <w:color w:val="1E293B"/>
+          <w:sz w:val="20"/>
+        </w:rPr>
+        <w:t>Rescheduling: 72-hour advance notice allows 1 complimentary reschedule within 90 days.</w:t>
+      </w:r>
+    </w:p>
+    <w:p>
+      <w:pPr>
+        <w:pStyle w:val="ListBullet"/>
+        <w:spacing w:before="0" w:after="60" w:line="276" w:lineRule="auto"/>
+      </w:pPr>
+      <w:r>
+        <w:rPr>
+          <w:rFonts w:ascii="Calibri" w:hAnsi="Calibri"/>
+          <w:color w:val="1E293B"/>
+          <w:sz w:val="20"/>
+        </w:rPr>
+        <w:t>Weather Contingency: On-location natural light shoots rescheduled at zero penalty if heavy rain or severe cloud cover occurs.</w:t>
+      </w:r>
+    </w:p>
+    <w:p>
+      <w:pPr>
+        <w:pStyle w:val="ListBullet"/>
+        <w:spacing w:before="0" w:after="60" w:line="276" w:lineRule="auto"/>
+      </w:pPr>
+      <w:r>
+        <w:rPr>
+          <w:rFonts w:ascii="Calibri" w:hAnsi="Calibri"/>
+          <w:color w:val="1E293B"/>
+          <w:sz w:val="20"/>
+        </w:rPr>
+        <w:t>Archival Guarantee: Studio Brown stores RAW digital negatives in dual off-site cloud archives for a minimum of 3 years.</w:t>
       </w:r>
     </w:p>
     <w:sectPr>
@@ -104,7 +1154,7 @@
       <w:jc w:val="right"/>
     </w:pPr>
     <w:r>
-      <w:t>Studio Brown — 3-Page Wireframe Notes &amp; Sitemap</w:t>
+      <w:t>Studio Brown — Website Information Architecture &amp; Client Exp</w:t>
     </w:r>
   </w:p>
 </w:hdr>

--- a/public/chat_files/audrey_wireframe_notes.docx
+++ b/public/chat_files/audrey_wireframe_notes.docx
@@ -13,64 +13,7 @@
           <w:color w:val="0F172A"/>
           <w:sz w:val="44"/>
         </w:rPr>
-        <w:t>Studio Brown — Website Information Architecture &amp; Client Experience Brief</w:t>
-      </w:r>
-    </w:p>
-    <w:p>
-      <w:pPr>
-        <w:spacing w:before="0" w:after="120" w:line="276" w:lineRule="auto"/>
-      </w:pPr>
-      <w:r>
-        <w:rPr>
-          <w:rFonts w:ascii="Calibri" w:hAnsi="Calibri"/>
-          <w:color w:val="1E293B"/>
-          <w:sz w:val="20"/>
-        </w:rPr>
-        <w:t>CLIENT: Audrey Brown, Founder &amp; Creative Director · Studio Brown</w:t>
-      </w:r>
-    </w:p>
-    <w:p>
-      <w:pPr>
-        <w:spacing w:before="0" w:after="120" w:line="276" w:lineRule="auto"/>
-      </w:pPr>
-      <w:r>
-        <w:rPr>
-          <w:rFonts w:ascii="Calibri" w:hAnsi="Calibri"/>
-          <w:color w:val="1E293B"/>
-          <w:sz w:val="20"/>
-        </w:rPr>
-        <w:t>LOCATION: 1812 E 6th Street, Unit 204, East Austin, TX 78702</w:t>
-      </w:r>
-    </w:p>
-    <w:p>
-      <w:pPr>
-        <w:spacing w:before="0" w:after="120" w:line="276" w:lineRule="auto"/>
-      </w:pPr>
-      <w:r>
-        <w:rPr>
-          <w:rFonts w:ascii="Calibri" w:hAnsi="Calibri"/>
-          <w:color w:val="1E293B"/>
-          <w:sz w:val="20"/>
-        </w:rPr>
-        <w:t>PROJECT: Digital Redesign, Client Onboarding Funnel &amp; Conversion Architecture</w:t>
-      </w:r>
-    </w:p>
-    <w:p>
-      <w:pPr>
-        <w:spacing w:before="0" w:after="120" w:line="276" w:lineRule="auto"/>
-      </w:pPr>
-      <w:r>
-        <w:rPr>
-          <w:rFonts w:ascii="Calibri" w:hAnsi="Calibri"/>
-          <w:color w:val="1E293B"/>
-          <w:sz w:val="20"/>
-        </w:rPr>
-        <w:t>DOCUMENT VERSION: Working Architecture Brief &amp; Strategy Notes</w:t>
-      </w:r>
-    </w:p>
-    <w:p>
-      <w:r>
-        <w:br w:type="page"/>
+        <w:t>Studio Brown — 3-Page Wireframe Notes &amp; Sitemap</w:t>
       </w:r>
     </w:p>
     <w:p>
@@ -85,7 +28,7 @@
           <w:color w:val="0F172A"/>
           <w:sz w:val="26"/>
         </w:rPr>
-        <w:t>SECTION 1: BRAND ARCHETYPE &amp; CREATIVE POSITIONING</w:t>
+        <w:t>SITEMAP ARCHITECTURE</w:t>
       </w:r>
     </w:p>
     <w:p>
@@ -98,7 +41,7 @@
           <w:color w:val="1E293B"/>
           <w:sz w:val="20"/>
         </w:rPr>
-        <w:t>Studio Brown operates at the intersection of high editorial fashion and intimate human portraiture. Our studio is an 1,800 square foot converted warehouse loft featuring 16-foot exposed timber ceilings, authentic whitewashed brick, polished concrete floors, and expansive north-facing factory windows that provide diffuse, shadowless daylight throughout the day.</w:t>
+        <w:t>Page 1: Homepage — Hero headline, portfolio reel, client trust strip, package preview, FAQs.</w:t>
       </w:r>
     </w:p>
     <w:p>
@@ -111,69 +54,7 @@
           <w:color w:val="1E293B"/>
           <w:sz w:val="20"/>
         </w:rPr>
-        <w:t>Brand Aesthetic &amp; Visual Tenets:</w:t>
-      </w:r>
-    </w:p>
-    <w:p>
-      <w:pPr>
-        <w:pStyle w:val="ListBullet"/>
-        <w:spacing w:before="0" w:after="60" w:line="276" w:lineRule="auto"/>
-      </w:pPr>
-      <w:r>
-        <w:rPr>
-          <w:rFonts w:ascii="Calibri" w:hAnsi="Calibri"/>
-          <w:color w:val="1E293B"/>
-          <w:sz w:val="20"/>
-        </w:rPr>
-        <w:t>Quiet Luxury: Restrained, sophisticated typography (editorial serif paired with geometric grotesk).</w:t>
-      </w:r>
-    </w:p>
-    <w:p>
-      <w:pPr>
-        <w:pStyle w:val="ListBullet"/>
-        <w:spacing w:before="0" w:after="60" w:line="276" w:lineRule="auto"/>
-      </w:pPr>
-      <w:r>
-        <w:rPr>
-          <w:rFonts w:ascii="Calibri" w:hAnsi="Calibri"/>
-          <w:color w:val="1E293B"/>
-          <w:sz w:val="20"/>
-        </w:rPr>
-        <w:t>Organic Texture: Warm limestone, unbleached linen, espresso timber tones, and film grain.</w:t>
-      </w:r>
-    </w:p>
-    <w:p>
-      <w:pPr>
-        <w:pStyle w:val="ListBullet"/>
-        <w:spacing w:before="0" w:after="60" w:line="276" w:lineRule="auto"/>
-      </w:pPr>
-      <w:r>
-        <w:rPr>
-          <w:rFonts w:ascii="Calibri" w:hAnsi="Calibri"/>
-          <w:color w:val="1E293B"/>
-          <w:sz w:val="20"/>
-        </w:rPr>
-        <w:t>Unhurried Intimacy: The antithesis of commercial high-volume photography studios. Sessions are structured around conversations, personal music playlists, and unhurried natural movement.</w:t>
-      </w:r>
-    </w:p>
-    <w:p>
-      <w:r>
-        <w:br w:type="page"/>
-      </w:r>
-    </w:p>
-    <w:p>
-      <w:pPr>
-        <w:keepNext/>
-        <w:spacing w:before="280" w:after="80"/>
-      </w:pPr>
-      <w:r>
-        <w:rPr>
-          <w:rFonts w:ascii="Calibri" w:hAnsi="Calibri"/>
-          <w:b/>
-          <w:color w:val="0F172A"/>
-          <w:sz w:val="26"/>
-        </w:rPr>
-        <w:t>SECTION 2: WEBSITE INFORMATION ARCHITECTURE &amp; USER JOURNEY</w:t>
+        <w:t>Page 2: Services &amp; Rates — 3 clearly defined packages (Essential, Studio Session, Campaign).</w:t>
       </w:r>
     </w:p>
     <w:p>
@@ -186,938 +67,7 @@
           <w:color w:val="1E293B"/>
           <w:sz w:val="20"/>
         </w:rPr>
-        <w:t>The redesigned website must eliminate client booking friction while preserving an exclusive, high-touch luxury feel:</w:t>
-      </w:r>
-    </w:p>
-    <w:p>
-      <w:pPr>
-        <w:spacing w:before="0" w:after="120" w:line="276" w:lineRule="auto"/>
-      </w:pPr>
-      <w:r>
-        <w:rPr>
-          <w:rFonts w:ascii="Calibri" w:hAnsi="Calibri"/>
-          <w:color w:val="1E293B"/>
-          <w:sz w:val="20"/>
-        </w:rPr>
-        <w:t>1. Homepage: Editorial Hero Video/Stills, Selected Commissions Gallery, Studio Aesthetic Philosophy, Client Accreditations (Architectural Digest, Kinfolk, Rangefinder), Direct Booking CTA.</w:t>
-      </w:r>
-    </w:p>
-    <w:p>
-      <w:pPr>
-        <w:spacing w:before="0" w:after="120" w:line="276" w:lineRule="auto"/>
-      </w:pPr>
-      <w:r>
-        <w:rPr>
-          <w:rFonts w:ascii="Calibri" w:hAnsi="Calibri"/>
-          <w:color w:val="1E293B"/>
-          <w:sz w:val="20"/>
-        </w:rPr>
-        <w:t>2. The Studio Experience: Visual tour of the East Austin daylight loft, French lime-wash backdrops, private client dressing room, curated wardrobe rack, and hair/makeup vanity stations.</w:t>
-      </w:r>
-    </w:p>
-    <w:p>
-      <w:pPr>
-        <w:spacing w:before="0" w:after="120" w:line="276" w:lineRule="auto"/>
-      </w:pPr>
-      <w:r>
-        <w:rPr>
-          <w:rFonts w:ascii="Calibri" w:hAnsi="Calibri"/>
-          <w:color w:val="1E293B"/>
-          <w:sz w:val="20"/>
-        </w:rPr>
-        <w:t>3. Portfolio Categories: Editorial Campaigns, Brand Lookbooks, Founder Profiles, Personal Legacy Portraits.</w:t>
-      </w:r>
-    </w:p>
-    <w:p>
-      <w:pPr>
-        <w:spacing w:before="0" w:after="120" w:line="276" w:lineRule="auto"/>
-      </w:pPr>
-      <w:r>
-        <w:rPr>
-          <w:rFonts w:ascii="Calibri" w:hAnsi="Calibri"/>
-          <w:color w:val="1E293B"/>
-          <w:sz w:val="20"/>
-        </w:rPr>
-        <w:t>4. Investment &amp; Commissions: Transparent tier breakdown (The Editorial Lookbook $3,400, The Founder Narrative $2,200, The Personal Legacy Portrait $1,650, Commercial Add-Ons).</w:t>
-      </w:r>
-    </w:p>
-    <w:p>
-      <w:pPr>
-        <w:spacing w:before="0" w:after="120" w:line="276" w:lineRule="auto"/>
-      </w:pPr>
-      <w:r>
-        <w:rPr>
-          <w:rFonts w:ascii="Calibri" w:hAnsi="Calibri"/>
-          <w:color w:val="1E293B"/>
-          <w:sz w:val="20"/>
-        </w:rPr>
-        <w:t>5. Interactive Client Intake: Multi-step inquiry questionnaire capturing preferred session dates, shoot concept, styling requirements, and usage rights.</w:t>
-      </w:r>
-    </w:p>
-    <w:p>
-      <w:pPr>
-        <w:spacing w:before="0" w:after="120" w:line="276" w:lineRule="auto"/>
-      </w:pPr>
-      <w:r>
-        <w:rPr>
-          <w:rFonts w:ascii="Calibri" w:hAnsi="Calibri"/>
-          <w:color w:val="1E293B"/>
-          <w:sz w:val="20"/>
-        </w:rPr>
-        <w:t>6. Private Client Portal: Secure Pixieset/Pass gallery integration for proofing and high-res download delivery.</w:t>
-      </w:r>
-    </w:p>
-    <w:p>
-      <w:r>
-        <w:br w:type="page"/>
-      </w:r>
-    </w:p>
-    <w:p>
-      <w:pPr>
-        <w:keepNext/>
-        <w:spacing w:before="280" w:after="80"/>
-      </w:pPr>
-      <w:r>
-        <w:rPr>
-          <w:rFonts w:ascii="Calibri" w:hAnsi="Calibri"/>
-          <w:b/>
-          <w:color w:val="0F172A"/>
-          <w:sz w:val="26"/>
-        </w:rPr>
-        <w:t>SECTION 3: CLIENT DISCOVERY INTAKE QUESTIONNAIRE SPECIFICATION</w:t>
-      </w:r>
-    </w:p>
-    <w:p>
-      <w:pPr>
-        <w:spacing w:before="0" w:after="120" w:line="276" w:lineRule="auto"/>
-      </w:pPr>
-      <w:r>
-        <w:rPr>
-          <w:rFonts w:ascii="Calibri" w:hAnsi="Calibri"/>
-          <w:color w:val="1E293B"/>
-          <w:sz w:val="20"/>
-        </w:rPr>
-        <w:t>The booking intake form must screen for aligned clients and gather creative parameters before the initial consultation call:</w:t>
-      </w:r>
-    </w:p>
-    <w:p>
-      <w:pPr>
-        <w:pStyle w:val="ListBullet"/>
-        <w:spacing w:before="0" w:after="60" w:line="276" w:lineRule="auto"/>
-      </w:pPr>
-      <w:r>
-        <w:rPr>
-          <w:rFonts w:ascii="Calibri" w:hAnsi="Calibri"/>
-          <w:color w:val="1E293B"/>
-          <w:sz w:val="20"/>
-        </w:rPr>
-        <w:t>Step 1: Session Intent (Brand Campaign / Executive Founder Profile / Personal Portrait / Apparel Lookbook).</w:t>
-      </w:r>
-    </w:p>
-    <w:p>
-      <w:pPr>
-        <w:pStyle w:val="ListBullet"/>
-        <w:spacing w:before="0" w:after="60" w:line="276" w:lineRule="auto"/>
-      </w:pPr>
-      <w:r>
-        <w:rPr>
-          <w:rFonts w:ascii="Calibri" w:hAnsi="Calibri"/>
-          <w:color w:val="1E293B"/>
-          <w:sz w:val="20"/>
-        </w:rPr>
-        <w:t>Step 2: Target Timeline &amp; Ideal Dates (Selection calendar with 3-week lead time minimum).</w:t>
-      </w:r>
-    </w:p>
-    <w:p>
-      <w:pPr>
-        <w:pStyle w:val="ListBullet"/>
-        <w:spacing w:before="0" w:after="60" w:line="276" w:lineRule="auto"/>
-      </w:pPr>
-      <w:r>
-        <w:rPr>
-          <w:rFonts w:ascii="Calibri" w:hAnsi="Calibri"/>
-          <w:color w:val="1E293B"/>
-          <w:sz w:val="20"/>
-        </w:rPr>
-        <w:t>Step 3: Creative Mood &amp; Visual Direction (Drop-down aesthetic descriptors: Minimalist Warmth, Moody Monochrome, Editorial High Fashion, Natural Daylight).</w:t>
-      </w:r>
-    </w:p>
-    <w:p>
-      <w:pPr>
-        <w:pStyle w:val="ListBullet"/>
-        <w:spacing w:before="0" w:after="60" w:line="276" w:lineRule="auto"/>
-      </w:pPr>
-      <w:r>
-        <w:rPr>
-          <w:rFonts w:ascii="Calibri" w:hAnsi="Calibri"/>
-          <w:color w:val="1E293B"/>
-          <w:sz w:val="20"/>
-        </w:rPr>
-        <w:t>Step 4: Wardrobe &amp; Styling Assistance (In-house wardrobe stylist request: Yes / No / Undecided).</w:t>
-      </w:r>
-    </w:p>
-    <w:p>
-      <w:pPr>
-        <w:pStyle w:val="ListBullet"/>
-        <w:spacing w:before="0" w:after="60" w:line="276" w:lineRule="auto"/>
-      </w:pPr>
-      <w:r>
-        <w:rPr>
-          <w:rFonts w:ascii="Calibri" w:hAnsi="Calibri"/>
-          <w:color w:val="1E293B"/>
-          <w:sz w:val="20"/>
-        </w:rPr>
-        <w:t>Step 5: Commercial Licensing Scope (Personal print release / Digital editorial usage / Full commercial advertising buyout).</w:t>
-      </w:r>
-    </w:p>
-    <w:p>
-      <w:r>
-        <w:br w:type="page"/>
-      </w:r>
-    </w:p>
-    <w:p>
-      <w:pPr>
-        <w:keepNext/>
-        <w:spacing w:before="280" w:after="80"/>
-      </w:pPr>
-      <w:r>
-        <w:rPr>
-          <w:rFonts w:ascii="Calibri" w:hAnsi="Calibri"/>
-          <w:b/>
-          <w:color w:val="0F172A"/>
-          <w:sz w:val="26"/>
-        </w:rPr>
-        <w:t>SECTION 4: PRODUCTION TIMELINE &amp; DELIVERABLE SLAS</w:t>
-      </w:r>
-    </w:p>
-    <w:tbl>
-      <w:tblPr>
-        <w:tblW w:type="auto" w:w="0"/>
-        <w:jc w:val="center"/>
-        <w:tblLayout w:type="autofit"/>
-        <w:tblLook w:firstColumn="1" w:firstRow="1" w:lastColumn="0" w:lastRow="0" w:noHBand="0" w:noVBand="1" w:val="04A0"/>
-      </w:tblPr>
-      <w:tblGrid>
-        <w:gridCol w:w="2340"/>
-        <w:gridCol w:w="2340"/>
-        <w:gridCol w:w="2340"/>
-        <w:gridCol w:w="2340"/>
-      </w:tblGrid>
-      <w:tr>
-        <w:tc>
-          <w:tcPr>
-            <w:tcW w:type="dxa" w:w="2340"/>
-            <w:shd w:fill="0F172A"/>
-            <w:tcBorders>
-              <w:top w:val="single" w:sz="4" w:space="0" w:color="CBD5E1"/>
-              <w:left w:val="none"/>
-              <w:bottom w:val="single" w:sz="4" w:space="0" w:color="CBD5E1"/>
-              <w:right w:val="none"/>
-            </w:tcBorders>
-          </w:tcPr>
-          <w:p>
-            <w:pPr>
-              <w:spacing w:before="80" w:after="80"/>
-              <w:jc w:val="center"/>
-            </w:pPr>
-            <w:r>
-              <w:rPr>
-                <w:rFonts w:ascii="Calibri" w:hAnsi="Calibri"/>
-                <w:b/>
-                <w:color w:val="FFFFFF"/>
-                <w:sz w:val="19"/>
-              </w:rPr>
-              <w:t>Milestone / Phase</w:t>
-            </w:r>
-          </w:p>
-        </w:tc>
-        <w:tc>
-          <w:tcPr>
-            <w:tcW w:type="dxa" w:w="2340"/>
-            <w:shd w:fill="0F172A"/>
-            <w:tcBorders>
-              <w:top w:val="single" w:sz="4" w:space="0" w:color="CBD5E1"/>
-              <w:left w:val="none"/>
-              <w:bottom w:val="single" w:sz="4" w:space="0" w:color="CBD5E1"/>
-              <w:right w:val="none"/>
-            </w:tcBorders>
-          </w:tcPr>
-          <w:p>
-            <w:pPr>
-              <w:spacing w:before="80" w:after="80"/>
-              <w:jc w:val="center"/>
-            </w:pPr>
-            <w:r>
-              <w:rPr>
-                <w:rFonts w:ascii="Calibri" w:hAnsi="Calibri"/>
-                <w:b/>
-                <w:color w:val="FFFFFF"/>
-                <w:sz w:val="19"/>
-              </w:rPr>
-              <w:t>Turnaround Timeline</w:t>
-            </w:r>
-          </w:p>
-        </w:tc>
-        <w:tc>
-          <w:tcPr>
-            <w:tcW w:type="dxa" w:w="2340"/>
-            <w:shd w:fill="0F172A"/>
-            <w:tcBorders>
-              <w:top w:val="single" w:sz="4" w:space="0" w:color="CBD5E1"/>
-              <w:left w:val="none"/>
-              <w:bottom w:val="single" w:sz="4" w:space="0" w:color="CBD5E1"/>
-              <w:right w:val="none"/>
-            </w:tcBorders>
-          </w:tcPr>
-          <w:p>
-            <w:pPr>
-              <w:spacing w:before="80" w:after="80"/>
-              <w:jc w:val="center"/>
-            </w:pPr>
-            <w:r>
-              <w:rPr>
-                <w:rFonts w:ascii="Calibri" w:hAnsi="Calibri"/>
-                <w:b/>
-                <w:color w:val="FFFFFF"/>
-                <w:sz w:val="19"/>
-              </w:rPr>
-              <w:t>Client Action Required</w:t>
-            </w:r>
-          </w:p>
-        </w:tc>
-        <w:tc>
-          <w:tcPr>
-            <w:tcW w:type="dxa" w:w="2340"/>
-            <w:shd w:fill="0F172A"/>
-            <w:tcBorders>
-              <w:top w:val="single" w:sz="4" w:space="0" w:color="CBD5E1"/>
-              <w:left w:val="none"/>
-              <w:bottom w:val="single" w:sz="4" w:space="0" w:color="CBD5E1"/>
-              <w:right w:val="none"/>
-            </w:tcBorders>
-          </w:tcPr>
-          <w:p>
-            <w:pPr>
-              <w:spacing w:before="80" w:after="80"/>
-              <w:jc w:val="center"/>
-            </w:pPr>
-            <w:r>
-              <w:rPr>
-                <w:rFonts w:ascii="Calibri" w:hAnsi="Calibri"/>
-                <w:b/>
-                <w:color w:val="FFFFFF"/>
-                <w:sz w:val="19"/>
-              </w:rPr>
-              <w:t>Studio Deliverable</w:t>
-            </w:r>
-          </w:p>
-        </w:tc>
-      </w:tr>
-      <w:tr>
-        <w:tc>
-          <w:tcPr>
-            <w:tcW w:type="dxa" w:w="2340"/>
-            <w:shd w:fill="F8FAFC"/>
-            <w:tcBorders>
-              <w:top w:val="single" w:sz="4" w:space="0" w:color="CBD5E1"/>
-              <w:left w:val="none"/>
-              <w:bottom w:val="single" w:sz="4" w:space="0" w:color="CBD5E1"/>
-              <w:right w:val="none"/>
-            </w:tcBorders>
-          </w:tcPr>
-          <w:p>
-            <w:pPr>
-              <w:spacing w:before="80" w:after="80"/>
-              <w:jc w:val="left"/>
-            </w:pPr>
-            <w:r>
-              <w:rPr>
-                <w:rFonts w:ascii="Calibri" w:hAnsi="Calibri"/>
-                <w:color w:val="1E293B"/>
-                <w:sz w:val="18"/>
-              </w:rPr>
-              <w:t>Creative Consultation</w:t>
-            </w:r>
-          </w:p>
-        </w:tc>
-        <w:tc>
-          <w:tcPr>
-            <w:tcW w:type="dxa" w:w="2340"/>
-            <w:shd w:fill="F8FAFC"/>
-            <w:tcBorders>
-              <w:top w:val="single" w:sz="4" w:space="0" w:color="CBD5E1"/>
-              <w:left w:val="none"/>
-              <w:bottom w:val="single" w:sz="4" w:space="0" w:color="CBD5E1"/>
-              <w:right w:val="none"/>
-            </w:tcBorders>
-          </w:tcPr>
-          <w:p>
-            <w:pPr>
-              <w:spacing w:before="80" w:after="80"/>
-              <w:jc w:val="left"/>
-            </w:pPr>
-            <w:r>
-              <w:rPr>
-                <w:rFonts w:ascii="Calibri" w:hAnsi="Calibri"/>
-                <w:color w:val="1E293B"/>
-                <w:sz w:val="18"/>
-              </w:rPr>
-              <w:t>Within 48 hours of intake</w:t>
-            </w:r>
-          </w:p>
-        </w:tc>
-        <w:tc>
-          <w:tcPr>
-            <w:tcW w:type="dxa" w:w="2340"/>
-            <w:shd w:fill="F8FAFC"/>
-            <w:tcBorders>
-              <w:top w:val="single" w:sz="4" w:space="0" w:color="CBD5E1"/>
-              <w:left w:val="none"/>
-              <w:bottom w:val="single" w:sz="4" w:space="0" w:color="CBD5E1"/>
-              <w:right w:val="none"/>
-            </w:tcBorders>
-          </w:tcPr>
-          <w:p>
-            <w:pPr>
-              <w:spacing w:before="80" w:after="80"/>
-              <w:jc w:val="left"/>
-            </w:pPr>
-            <w:r>
-              <w:rPr>
-                <w:rFonts w:ascii="Calibri" w:hAnsi="Calibri"/>
-                <w:color w:val="1E293B"/>
-                <w:sz w:val="18"/>
-              </w:rPr>
-              <w:t>20-minute Zoom or studio coffee</w:t>
-            </w:r>
-          </w:p>
-        </w:tc>
-        <w:tc>
-          <w:tcPr>
-            <w:tcW w:type="dxa" w:w="2340"/>
-            <w:shd w:fill="F8FAFC"/>
-            <w:tcBorders>
-              <w:top w:val="single" w:sz="4" w:space="0" w:color="CBD5E1"/>
-              <w:left w:val="none"/>
-              <w:bottom w:val="single" w:sz="4" w:space="0" w:color="CBD5E1"/>
-              <w:right w:val="none"/>
-            </w:tcBorders>
-          </w:tcPr>
-          <w:p>
-            <w:pPr>
-              <w:spacing w:before="80" w:after="80"/>
-              <w:jc w:val="left"/>
-            </w:pPr>
-            <w:r>
-              <w:rPr>
-                <w:rFonts w:ascii="Calibri" w:hAnsi="Calibri"/>
-                <w:color w:val="1E293B"/>
-                <w:sz w:val="18"/>
-              </w:rPr>
-              <w:t>Curated mood board &amp; shoot schedule</w:t>
-            </w:r>
-          </w:p>
-        </w:tc>
-      </w:tr>
-      <w:tr>
-        <w:tc>
-          <w:tcPr>
-            <w:tcW w:type="dxa" w:w="2340"/>
-            <w:shd w:fill="FFFFFF"/>
-            <w:tcBorders>
-              <w:top w:val="single" w:sz="4" w:space="0" w:color="CBD5E1"/>
-              <w:left w:val="none"/>
-              <w:bottom w:val="single" w:sz="4" w:space="0" w:color="CBD5E1"/>
-              <w:right w:val="none"/>
-            </w:tcBorders>
-          </w:tcPr>
-          <w:p>
-            <w:pPr>
-              <w:spacing w:before="80" w:after="80"/>
-              <w:jc w:val="left"/>
-            </w:pPr>
-            <w:r>
-              <w:rPr>
-                <w:rFonts w:ascii="Calibri" w:hAnsi="Calibri"/>
-                <w:color w:val="1E293B"/>
-                <w:sz w:val="18"/>
-              </w:rPr>
-              <w:t>Session Date</w:t>
-            </w:r>
-          </w:p>
-        </w:tc>
-        <w:tc>
-          <w:tcPr>
-            <w:tcW w:type="dxa" w:w="2340"/>
-            <w:shd w:fill="FFFFFF"/>
-            <w:tcBorders>
-              <w:top w:val="single" w:sz="4" w:space="0" w:color="CBD5E1"/>
-              <w:left w:val="none"/>
-              <w:bottom w:val="single" w:sz="4" w:space="0" w:color="CBD5E1"/>
-              <w:right w:val="none"/>
-            </w:tcBorders>
-          </w:tcPr>
-          <w:p>
-            <w:pPr>
-              <w:spacing w:before="80" w:after="80"/>
-              <w:jc w:val="left"/>
-            </w:pPr>
-            <w:r>
-              <w:rPr>
-                <w:rFonts w:ascii="Calibri" w:hAnsi="Calibri"/>
-                <w:color w:val="1E293B"/>
-                <w:sz w:val="18"/>
-              </w:rPr>
-              <w:t>Confirmed upon retainer</w:t>
-            </w:r>
-          </w:p>
-        </w:tc>
-        <w:tc>
-          <w:tcPr>
-            <w:tcW w:type="dxa" w:w="2340"/>
-            <w:shd w:fill="FFFFFF"/>
-            <w:tcBorders>
-              <w:top w:val="single" w:sz="4" w:space="0" w:color="CBD5E1"/>
-              <w:left w:val="none"/>
-              <w:bottom w:val="single" w:sz="4" w:space="0" w:color="CBD5E1"/>
-              <w:right w:val="none"/>
-            </w:tcBorders>
-          </w:tcPr>
-          <w:p>
-            <w:pPr>
-              <w:spacing w:before="80" w:after="80"/>
-              <w:jc w:val="left"/>
-            </w:pPr>
-            <w:r>
-              <w:rPr>
-                <w:rFonts w:ascii="Calibri" w:hAnsi="Calibri"/>
-                <w:color w:val="1E293B"/>
-                <w:sz w:val="18"/>
-              </w:rPr>
-              <w:t>Arrive 30 mins prior for HMUA</w:t>
-            </w:r>
-          </w:p>
-        </w:tc>
-        <w:tc>
-          <w:tcPr>
-            <w:tcW w:type="dxa" w:w="2340"/>
-            <w:shd w:fill="FFFFFF"/>
-            <w:tcBorders>
-              <w:top w:val="single" w:sz="4" w:space="0" w:color="CBD5E1"/>
-              <w:left w:val="none"/>
-              <w:bottom w:val="single" w:sz="4" w:space="0" w:color="CBD5E1"/>
-              <w:right w:val="none"/>
-            </w:tcBorders>
-          </w:tcPr>
-          <w:p>
-            <w:pPr>
-              <w:spacing w:before="80" w:after="80"/>
-              <w:jc w:val="left"/>
-            </w:pPr>
-            <w:r>
-              <w:rPr>
-                <w:rFonts w:ascii="Calibri" w:hAnsi="Calibri"/>
-                <w:color w:val="1E293B"/>
-                <w:sz w:val="18"/>
-              </w:rPr>
-              <w:t>Full production shoot (2 to 5 hours)</w:t>
-            </w:r>
-          </w:p>
-        </w:tc>
-      </w:tr>
-      <w:tr>
-        <w:tc>
-          <w:tcPr>
-            <w:tcW w:type="dxa" w:w="2340"/>
-            <w:shd w:fill="F8FAFC"/>
-            <w:tcBorders>
-              <w:top w:val="single" w:sz="4" w:space="0" w:color="CBD5E1"/>
-              <w:left w:val="none"/>
-              <w:bottom w:val="single" w:sz="4" w:space="0" w:color="CBD5E1"/>
-              <w:right w:val="none"/>
-            </w:tcBorders>
-          </w:tcPr>
-          <w:p>
-            <w:pPr>
-              <w:spacing w:before="80" w:after="80"/>
-              <w:jc w:val="left"/>
-            </w:pPr>
-            <w:r>
-              <w:rPr>
-                <w:rFonts w:ascii="Calibri" w:hAnsi="Calibri"/>
-                <w:color w:val="1E293B"/>
-                <w:sz w:val="18"/>
-              </w:rPr>
-              <w:t>Proofing Gallery</w:t>
-            </w:r>
-          </w:p>
-        </w:tc>
-        <w:tc>
-          <w:tcPr>
-            <w:tcW w:type="dxa" w:w="2340"/>
-            <w:shd w:fill="F8FAFC"/>
-            <w:tcBorders>
-              <w:top w:val="single" w:sz="4" w:space="0" w:color="CBD5E1"/>
-              <w:left w:val="none"/>
-              <w:bottom w:val="single" w:sz="4" w:space="0" w:color="CBD5E1"/>
-              <w:right w:val="none"/>
-            </w:tcBorders>
-          </w:tcPr>
-          <w:p>
-            <w:pPr>
-              <w:spacing w:before="80" w:after="80"/>
-              <w:jc w:val="left"/>
-            </w:pPr>
-            <w:r>
-              <w:rPr>
-                <w:rFonts w:ascii="Calibri" w:hAnsi="Calibri"/>
-                <w:color w:val="1E293B"/>
-                <w:sz w:val="18"/>
-              </w:rPr>
-              <w:t>5 business days post-shoot</w:t>
-            </w:r>
-          </w:p>
-        </w:tc>
-        <w:tc>
-          <w:tcPr>
-            <w:tcW w:type="dxa" w:w="2340"/>
-            <w:shd w:fill="F8FAFC"/>
-            <w:tcBorders>
-              <w:top w:val="single" w:sz="4" w:space="0" w:color="CBD5E1"/>
-              <w:left w:val="none"/>
-              <w:bottom w:val="single" w:sz="4" w:space="0" w:color="CBD5E1"/>
-              <w:right w:val="none"/>
-            </w:tcBorders>
-          </w:tcPr>
-          <w:p>
-            <w:pPr>
-              <w:spacing w:before="80" w:after="80"/>
-              <w:jc w:val="left"/>
-            </w:pPr>
-            <w:r>
-              <w:rPr>
-                <w:rFonts w:ascii="Calibri" w:hAnsi="Calibri"/>
-                <w:color w:val="1E293B"/>
-                <w:sz w:val="18"/>
-              </w:rPr>
-              <w:t>Select favorite images in portal</w:t>
-            </w:r>
-          </w:p>
-        </w:tc>
-        <w:tc>
-          <w:tcPr>
-            <w:tcW w:type="dxa" w:w="2340"/>
-            <w:shd w:fill="F8FAFC"/>
-            <w:tcBorders>
-              <w:top w:val="single" w:sz="4" w:space="0" w:color="CBD5E1"/>
-              <w:left w:val="none"/>
-              <w:bottom w:val="single" w:sz="4" w:space="0" w:color="CBD5E1"/>
-              <w:right w:val="none"/>
-            </w:tcBorders>
-          </w:tcPr>
-          <w:p>
-            <w:pPr>
-              <w:spacing w:before="80" w:after="80"/>
-              <w:jc w:val="left"/>
-            </w:pPr>
-            <w:r>
-              <w:rPr>
-                <w:rFonts w:ascii="Calibri" w:hAnsi="Calibri"/>
-                <w:color w:val="1E293B"/>
-                <w:sz w:val="18"/>
-              </w:rPr>
-              <w:t>Private proofing link (80 to 250 proofs)</w:t>
-            </w:r>
-          </w:p>
-        </w:tc>
-      </w:tr>
-      <w:tr>
-        <w:tc>
-          <w:tcPr>
-            <w:tcW w:type="dxa" w:w="2340"/>
-            <w:shd w:fill="FFFFFF"/>
-            <w:tcBorders>
-              <w:top w:val="single" w:sz="4" w:space="0" w:color="CBD5E1"/>
-              <w:left w:val="none"/>
-              <w:bottom w:val="single" w:sz="4" w:space="0" w:color="CBD5E1"/>
-              <w:right w:val="none"/>
-            </w:tcBorders>
-          </w:tcPr>
-          <w:p>
-            <w:pPr>
-              <w:spacing w:before="80" w:after="80"/>
-              <w:jc w:val="left"/>
-            </w:pPr>
-            <w:r>
-              <w:rPr>
-                <w:rFonts w:ascii="Calibri" w:hAnsi="Calibri"/>
-                <w:color w:val="1E293B"/>
-                <w:sz w:val="18"/>
-              </w:rPr>
-              <w:t>Final Master Retouching</w:t>
-            </w:r>
-          </w:p>
-        </w:tc>
-        <w:tc>
-          <w:tcPr>
-            <w:tcW w:type="dxa" w:w="2340"/>
-            <w:shd w:fill="FFFFFF"/>
-            <w:tcBorders>
-              <w:top w:val="single" w:sz="4" w:space="0" w:color="CBD5E1"/>
-              <w:left w:val="none"/>
-              <w:bottom w:val="single" w:sz="4" w:space="0" w:color="CBD5E1"/>
-              <w:right w:val="none"/>
-            </w:tcBorders>
-          </w:tcPr>
-          <w:p>
-            <w:pPr>
-              <w:spacing w:before="80" w:after="80"/>
-              <w:jc w:val="left"/>
-            </w:pPr>
-            <w:r>
-              <w:rPr>
-                <w:rFonts w:ascii="Calibri" w:hAnsi="Calibri"/>
-                <w:color w:val="1E293B"/>
-                <w:sz w:val="18"/>
-              </w:rPr>
-              <w:t>10 business days post-selection</w:t>
-            </w:r>
-          </w:p>
-        </w:tc>
-        <w:tc>
-          <w:tcPr>
-            <w:tcW w:type="dxa" w:w="2340"/>
-            <w:shd w:fill="FFFFFF"/>
-            <w:tcBorders>
-              <w:top w:val="single" w:sz="4" w:space="0" w:color="CBD5E1"/>
-              <w:left w:val="none"/>
-              <w:bottom w:val="single" w:sz="4" w:space="0" w:color="CBD5E1"/>
-              <w:right w:val="none"/>
-            </w:tcBorders>
-          </w:tcPr>
-          <w:p>
-            <w:pPr>
-              <w:spacing w:before="80" w:after="80"/>
-              <w:jc w:val="left"/>
-            </w:pPr>
-            <w:r>
-              <w:rPr>
-                <w:rFonts w:ascii="Calibri" w:hAnsi="Calibri"/>
-                <w:color w:val="1E293B"/>
-                <w:sz w:val="18"/>
-              </w:rPr>
-              <w:t>Review color grade &amp; skin finish</w:t>
-            </w:r>
-          </w:p>
-        </w:tc>
-        <w:tc>
-          <w:tcPr>
-            <w:tcW w:type="dxa" w:w="2340"/>
-            <w:shd w:fill="FFFFFF"/>
-            <w:tcBorders>
-              <w:top w:val="single" w:sz="4" w:space="0" w:color="CBD5E1"/>
-              <w:left w:val="none"/>
-              <w:bottom w:val="single" w:sz="4" w:space="0" w:color="CBD5E1"/>
-              <w:right w:val="none"/>
-            </w:tcBorders>
-          </w:tcPr>
-          <w:p>
-            <w:pPr>
-              <w:spacing w:before="80" w:after="80"/>
-              <w:jc w:val="left"/>
-            </w:pPr>
-            <w:r>
-              <w:rPr>
-                <w:rFonts w:ascii="Calibri" w:hAnsi="Calibri"/>
-                <w:color w:val="1E293B"/>
-                <w:sz w:val="18"/>
-              </w:rPr>
-              <w:t>High-res print + web TIFF/JPEG files</w:t>
-            </w:r>
-          </w:p>
-        </w:tc>
-      </w:tr>
-      <w:tr>
-        <w:tc>
-          <w:tcPr>
-            <w:tcW w:type="dxa" w:w="2340"/>
-            <w:shd w:fill="F8FAFC"/>
-            <w:tcBorders>
-              <w:top w:val="single" w:sz="4" w:space="0" w:color="CBD5E1"/>
-              <w:left w:val="none"/>
-              <w:bottom w:val="single" w:sz="4" w:space="0" w:color="CBD5E1"/>
-              <w:right w:val="none"/>
-            </w:tcBorders>
-          </w:tcPr>
-          <w:p>
-            <w:pPr>
-              <w:spacing w:before="80" w:after="80"/>
-              <w:jc w:val="left"/>
-            </w:pPr>
-            <w:r>
-              <w:rPr>
-                <w:rFonts w:ascii="Calibri" w:hAnsi="Calibri"/>
-                <w:color w:val="1E293B"/>
-                <w:sz w:val="18"/>
-              </w:rPr>
-              <w:t>Fine Art Print Delivery</w:t>
-            </w:r>
-          </w:p>
-        </w:tc>
-        <w:tc>
-          <w:tcPr>
-            <w:tcW w:type="dxa" w:w="2340"/>
-            <w:shd w:fill="F8FAFC"/>
-            <w:tcBorders>
-              <w:top w:val="single" w:sz="4" w:space="0" w:color="CBD5E1"/>
-              <w:left w:val="none"/>
-              <w:bottom w:val="single" w:sz="4" w:space="0" w:color="CBD5E1"/>
-              <w:right w:val="none"/>
-            </w:tcBorders>
-          </w:tcPr>
-          <w:p>
-            <w:pPr>
-              <w:spacing w:before="80" w:after="80"/>
-              <w:jc w:val="left"/>
-            </w:pPr>
-            <w:r>
-              <w:rPr>
-                <w:rFonts w:ascii="Calibri" w:hAnsi="Calibri"/>
-                <w:color w:val="1E293B"/>
-                <w:sz w:val="18"/>
-              </w:rPr>
-              <w:t>15 business days post-approval</w:t>
-            </w:r>
-          </w:p>
-        </w:tc>
-        <w:tc>
-          <w:tcPr>
-            <w:tcW w:type="dxa" w:w="2340"/>
-            <w:shd w:fill="F8FAFC"/>
-            <w:tcBorders>
-              <w:top w:val="single" w:sz="4" w:space="0" w:color="CBD5E1"/>
-              <w:left w:val="none"/>
-              <w:bottom w:val="single" w:sz="4" w:space="0" w:color="CBD5E1"/>
-              <w:right w:val="none"/>
-            </w:tcBorders>
-          </w:tcPr>
-          <w:p>
-            <w:pPr>
-              <w:spacing w:before="80" w:after="80"/>
-              <w:jc w:val="left"/>
-            </w:pPr>
-            <w:r>
-              <w:rPr>
-                <w:rFonts w:ascii="Calibri" w:hAnsi="Calibri"/>
-                <w:color w:val="1E293B"/>
-                <w:sz w:val="18"/>
-              </w:rPr>
-              <w:t>Confirm shipping address</w:t>
-            </w:r>
-          </w:p>
-        </w:tc>
-        <w:tc>
-          <w:tcPr>
-            <w:tcW w:type="dxa" w:w="2340"/>
-            <w:shd w:fill="F8FAFC"/>
-            <w:tcBorders>
-              <w:top w:val="single" w:sz="4" w:space="0" w:color="CBD5E1"/>
-              <w:left w:val="none"/>
-              <w:bottom w:val="single" w:sz="4" w:space="0" w:color="CBD5E1"/>
-              <w:right w:val="none"/>
-            </w:tcBorders>
-          </w:tcPr>
-          <w:p>
-            <w:pPr>
-              <w:spacing w:before="80" w:after="80"/>
-              <w:jc w:val="left"/>
-            </w:pPr>
-            <w:r>
-              <w:rPr>
-                <w:rFonts w:ascii="Calibri" w:hAnsi="Calibri"/>
-                <w:color w:val="1E293B"/>
-                <w:sz w:val="18"/>
-              </w:rPr>
-              <w:t>Handmade archival cotton rag print box</w:t>
-            </w:r>
-          </w:p>
-        </w:tc>
-      </w:tr>
-    </w:tbl>
-    <w:p>
-      <w:pPr>
-        <w:spacing w:before="0" w:after="160"/>
-      </w:pPr>
-    </w:p>
-    <w:p>
-      <w:pPr>
-        <w:keepNext/>
-        <w:spacing w:before="280" w:after="80"/>
-      </w:pPr>
-      <w:r>
-        <w:rPr>
-          <w:rFonts w:ascii="Calibri" w:hAnsi="Calibri"/>
-          <w:b/>
-          <w:color w:val="0F172A"/>
-          <w:sz w:val="26"/>
-        </w:rPr>
-        <w:t>SECTION 5: STUDIO POLICIES &amp; RETAINER TERMS</w:t>
-      </w:r>
-    </w:p>
-    <w:p>
-      <w:pPr>
-        <w:pStyle w:val="ListBullet"/>
-        <w:spacing w:before="0" w:after="60" w:line="276" w:lineRule="auto"/>
-      </w:pPr>
-      <w:r>
-        <w:rPr>
-          <w:rFonts w:ascii="Calibri" w:hAnsi="Calibri"/>
-          <w:color w:val="1E293B"/>
-          <w:sz w:val="20"/>
-        </w:rPr>
-        <w:t>Retainer: 50% non-refundable deposit required to lock studio calendar date; balance due 7 days prior to shoot.</w:t>
-      </w:r>
-    </w:p>
-    <w:p>
-      <w:pPr>
-        <w:pStyle w:val="ListBullet"/>
-        <w:spacing w:before="0" w:after="60" w:line="276" w:lineRule="auto"/>
-      </w:pPr>
-      <w:r>
-        <w:rPr>
-          <w:rFonts w:ascii="Calibri" w:hAnsi="Calibri"/>
-          <w:color w:val="1E293B"/>
-          <w:sz w:val="20"/>
-        </w:rPr>
-        <w:t>Rescheduling: 72-hour advance notice allows 1 complimentary reschedule within 90 days.</w:t>
-      </w:r>
-    </w:p>
-    <w:p>
-      <w:pPr>
-        <w:pStyle w:val="ListBullet"/>
-        <w:spacing w:before="0" w:after="60" w:line="276" w:lineRule="auto"/>
-      </w:pPr>
-      <w:r>
-        <w:rPr>
-          <w:rFonts w:ascii="Calibri" w:hAnsi="Calibri"/>
-          <w:color w:val="1E293B"/>
-          <w:sz w:val="20"/>
-        </w:rPr>
-        <w:t>Weather Contingency: On-location natural light shoots rescheduled at zero penalty if heavy rain or severe cloud cover occurs.</w:t>
-      </w:r>
-    </w:p>
-    <w:p>
-      <w:pPr>
-        <w:pStyle w:val="ListBullet"/>
-        <w:spacing w:before="0" w:after="60" w:line="276" w:lineRule="auto"/>
-      </w:pPr>
-      <w:r>
-        <w:rPr>
-          <w:rFonts w:ascii="Calibri" w:hAnsi="Calibri"/>
-          <w:color w:val="1E293B"/>
-          <w:sz w:val="20"/>
-        </w:rPr>
-        <w:t>Archival Guarantee: Studio Brown stores RAW digital negatives in dual off-site cloud archives for a minimum of 3 years.</w:t>
+        <w:t>Page 3: Booking &amp; Availability — 5-field inquiry form, calendar embed, booking policy.</w:t>
       </w:r>
     </w:p>
     <w:sectPr>
@@ -1154,7 +104,7 @@
       <w:jc w:val="right"/>
     </w:pPr>
     <w:r>
-      <w:t>Studio Brown — Website Information Architecture &amp; Client Exp</w:t>
+      <w:t>Studio Brown — 3-Page Wireframe Notes &amp; Sitemap</w:t>
     </w:r>
   </w:p>
 </w:hdr>
